--- a/apostila/Apostila-2o-periodo-gabarito.docx
+++ b/apostila/Apostila-2o-periodo-gabarito.docx
@@ -1326,7 +1326,7 @@
           <w:sz w:val="19"/>
           <w:szCs w:val="19"/>
         </w:rPr>
-        <w:t xml:space="preserve">1º para baixo, 2º para fora, 3º para cima.</w:t>
+        <w:t xml:space="preserve">Três pontos: o 1º abaixo, o 2º para fora (à direita) e o 3º acima. O primeiro movimento vai do ponto 1 ao 2, o segundo do 2 ao 3 e o terceiro do 3 de volta ao 1.</w:t>
       </w:r>
     </w:p>
     <w:p>
@@ -2666,7 +2666,7 @@
           <w:sz w:val="19"/>
           <w:szCs w:val="19"/>
         </w:rPr>
-        <w:t xml:space="preserve">1º para baixo, 2º para cima.</w:t>
+        <w:t xml:space="preserve">Dois pontos: o 1º abaixo e o 2º acima. O primeiro movimento vai do ponto 1 ao 2; o segundo, do 2 de volta ao 1.</w:t>
       </w:r>
     </w:p>
     <w:p>
@@ -5221,7 +5221,7 @@
           <w:sz w:val="19"/>
           <w:szCs w:val="19"/>
         </w:rPr>
-        <w:t xml:space="preserve">1º para baixo, 2º e 3º para dentro, 4º e 5º para fora, 6º para cima.</w:t>
+        <w:t xml:space="preserve">Segue o desenho do compasso em 2, com três pulsos em cada tempo: os pontos 1, 2 e 3 ficam abaixo e os pontos 4, 5 e 6 acima. O movimento entre o 3º e o 4º ponto é o mais amplo — é ele que marca a passagem de um tempo para o outro.</w:t>
       </w:r>
     </w:p>
     <w:p>
@@ -5361,7 +5361,7 @@
           <w:sz w:val="19"/>
           <w:szCs w:val="19"/>
         </w:rPr>
-        <w:t xml:space="preserve">Avaliar se o 4º movimento ficou perceptivelmente mais marcado que o 2º, 3º, 5º e 6º.</w:t>
+        <w:t xml:space="preserve">Avaliar se o movimento entre o 3º e o 4º ponto ficou mais amplo que os demais: é ele que separa os dois tempos do compasso.</w:t>
       </w:r>
     </w:p>
     <w:p>
@@ -5486,7 +5486,7 @@
           <w:sz w:val="19"/>
           <w:szCs w:val="19"/>
         </w:rPr>
-        <w:t xml:space="preserve">Conduzir o compasso 6/8 em dois movimentos em vez de seis — um por tempo, agrupando três colcheias em cada.</w:t>
+        <w:t xml:space="preserve">Usar o movimento de marcação do compasso em 2, agrupando três pulsos em cada tempo — dois movimentos em vez de seis.</w:t>
       </w:r>
     </w:p>
     <w:p>

--- a/apostila/Apostila-2o-periodo-gabarito.docx
+++ b/apostila/Apostila-2o-periodo-gabarito.docx
@@ -1469,6 +1469,323 @@
         <w:t xml:space="preserve">Avaliar a constância: o erro comum é encurtar o 3º movimento e antecipar o tempo forte.</w:t>
       </w:r>
     </w:p>
+    <w:tbl>
+      <w:tblPr>
+        <w:tblW w:type="dxa" w:w="9350"/>
+        <w:tblBorders>
+          <w:top w:val="single" w:color="D6DCDA" w:sz="2"/>
+          <w:left w:val="single" w:color="8A5A2B" w:sz="18"/>
+          <w:bottom w:val="single" w:color="D6DCDA" w:sz="2"/>
+          <w:right w:val="single" w:color="D6DCDA" w:sz="2"/>
+          <w:insideH w:val="none" w:color="FFFFFF" w:sz="0"/>
+          <w:insideV w:val="none" w:color="FFFFFF" w:sz="0"/>
+        </w:tblBorders>
+      </w:tblPr>
+      <w:tblGrid>
+        <w:gridCol w:w="9350"/>
+      </w:tblGrid>
+      <w:tr>
+        <w:tc>
+          <w:tcPr>
+            <w:tcW w:type="dxa" w:w="9350"/>
+            <w:shd w:fill="F7F1E8" w:val="clear"/>
+            <w:tcMar>
+              <w:top w:type="dxa" w:w="140"/>
+              <w:left w:type="dxa" w:w="200"/>
+              <w:bottom w:type="dxa" w:w="140"/>
+              <w:right w:type="dxa" w:w="200"/>
+            </w:tcMar>
+          </w:tcPr>
+          <w:p>
+            <w:pPr>
+              <w:spacing w:after="60" w:line="300"/>
+            </w:pPr>
+            <w:r>
+              <w:rPr>
+                <w:rFonts w:ascii="Cambria" w:cs="Cambria" w:eastAsia="Cambria" w:hAnsi="Cambria"/>
+                <w:b/>
+                <w:bCs/>
+                <w:color w:val="16212A"/>
+                <w:sz w:val="22"/>
+                <w:szCs w:val="22"/>
+              </w:rPr>
+              <w:t xml:space="preserve">O hino da aula</w:t>
+            </w:r>
+          </w:p>
+          <w:p>
+            <w:pPr>
+              <w:spacing w:after="140" w:line="300"/>
+            </w:pPr>
+            <w:r>
+              <w:rPr>
+                <w:rFonts w:ascii="Calibri" w:cs="Calibri" w:eastAsia="Calibri" w:hAnsi="Calibri"/>
+                <w:i/>
+                <w:iCs/>
+                <w:color w:val="5C6B75"/>
+                <w:sz w:val="19"/>
+                <w:szCs w:val="19"/>
+              </w:rPr>
+              <w:t xml:space="preserve">Hinos 41, 61 e 248 — hinos marcados em 3 — o compasso ternário da aula.</w:t>
+            </w:r>
+          </w:p>
+          <w:p>
+            <w:pPr>
+              <w:spacing w:after="40" w:line="300"/>
+            </w:pPr>
+            <w:r>
+              <w:rPr>
+                <w:rFonts w:ascii="Calibri" w:cs="Calibri" w:eastAsia="Calibri" w:hAnsi="Calibri"/>
+                <w:b/>
+                <w:bCs/>
+                <w:color w:val="16212A"/>
+                <w:sz w:val="19"/>
+                <w:szCs w:val="19"/>
+              </w:rPr>
+              <w:t xml:space="preserve">Hino 41 — Lá maior · em 3 · ♩ = 120-144</w:t>
+            </w:r>
+          </w:p>
+          <w:p>
+            <w:pPr>
+              <w:spacing w:after="30" w:line="280"/>
+              <w:ind w:left="200"/>
+            </w:pPr>
+            <w:r>
+              <w:rPr>
+                <w:rFonts w:ascii="Calibri" w:cs="Calibri" w:eastAsia="Calibri" w:hAnsi="Calibri"/>
+                <w:color w:val="16212A"/>
+                <w:sz w:val="19"/>
+                <w:szCs w:val="19"/>
+              </w:rPr>
+              <w:t xml:space="preserve">· Marque os três movimentos de solfejo enquanto lê o primeiro sistema do hino 41.</w:t>
+            </w:r>
+          </w:p>
+          <w:p>
+            <w:pPr>
+              <w:spacing w:after="70"/>
+              <w:ind w:left="340"/>
+            </w:pPr>
+            <w:r>
+              <w:rPr>
+                <w:rFonts w:ascii="Calibri" w:cs="Calibri" w:eastAsia="Calibri" w:hAnsi="Calibri"/>
+                <w:i/>
+                <w:iCs/>
+                <w:color w:val="3F4C55"/>
+                <w:sz w:val="18"/>
+                <w:szCs w:val="18"/>
+              </w:rPr>
+              <w:t xml:space="preserve">Ponto 1 abaixo, ponto 2 para fora, ponto 3 acima; o terceiro movimento volta ao ponto 1.</w:t>
+            </w:r>
+          </w:p>
+          <w:p>
+            <w:pPr>
+              <w:spacing w:after="30" w:line="280"/>
+              <w:ind w:left="200"/>
+            </w:pPr>
+            <w:r>
+              <w:rPr>
+                <w:rFonts w:ascii="Calibri" w:cs="Calibri" w:eastAsia="Calibri" w:hAnsi="Calibri"/>
+                <w:color w:val="16212A"/>
+                <w:sz w:val="19"/>
+                <w:szCs w:val="19"/>
+              </w:rPr>
+              <w:t xml:space="preserve">· No hino 41, qual a unidade de compasso?</w:t>
+            </w:r>
+          </w:p>
+          <w:p>
+            <w:pPr>
+              <w:spacing w:after="70"/>
+              <w:ind w:left="340"/>
+            </w:pPr>
+            <w:r>
+              <w:rPr>
+                <w:rFonts w:ascii="Calibri" w:cs="Calibri" w:eastAsia="Calibri" w:hAnsi="Calibri"/>
+                <w:i/>
+                <w:iCs/>
+                <w:color w:val="3F4C55"/>
+                <w:sz w:val="18"/>
+                <w:szCs w:val="18"/>
+              </w:rPr>
+              <w:t xml:space="preserve">Em 3/4, a mínima pontuada.</w:t>
+            </w:r>
+          </w:p>
+          <w:p>
+            <w:pPr>
+              <w:spacing w:after="90"/>
+            </w:pPr>
+          </w:p>
+          <w:p>
+            <w:pPr>
+              <w:spacing w:after="40" w:line="300"/>
+            </w:pPr>
+            <w:r>
+              <w:rPr>
+                <w:rFonts w:ascii="Calibri" w:cs="Calibri" w:eastAsia="Calibri" w:hAnsi="Calibri"/>
+                <w:b/>
+                <w:bCs/>
+                <w:color w:val="16212A"/>
+                <w:sz w:val="19"/>
+                <w:szCs w:val="19"/>
+              </w:rPr>
+              <w:t xml:space="preserve">Hino 61 — Mi♭ maior · em 3</w:t>
+            </w:r>
+          </w:p>
+          <w:p>
+            <w:pPr>
+              <w:spacing w:after="30" w:line="280"/>
+              <w:ind w:left="200"/>
+            </w:pPr>
+            <w:r>
+              <w:rPr>
+                <w:rFonts w:ascii="Calibri" w:cs="Calibri" w:eastAsia="Calibri" w:hAnsi="Calibri"/>
+                <w:color w:val="16212A"/>
+                <w:sz w:val="19"/>
+                <w:szCs w:val="19"/>
+              </w:rPr>
+              <w:t xml:space="preserve">· Marque os três movimentos de solfejo enquanto lê o primeiro sistema do hino 61.</w:t>
+            </w:r>
+          </w:p>
+          <w:p>
+            <w:pPr>
+              <w:spacing w:after="70"/>
+              <w:ind w:left="340"/>
+            </w:pPr>
+            <w:r>
+              <w:rPr>
+                <w:rFonts w:ascii="Calibri" w:cs="Calibri" w:eastAsia="Calibri" w:hAnsi="Calibri"/>
+                <w:i/>
+                <w:iCs/>
+                <w:color w:val="3F4C55"/>
+                <w:sz w:val="18"/>
+                <w:szCs w:val="18"/>
+              </w:rPr>
+              <w:t xml:space="preserve">Ponto 1 abaixo, ponto 2 para fora, ponto 3 acima; o terceiro movimento volta ao ponto 1.</w:t>
+            </w:r>
+          </w:p>
+          <w:p>
+            <w:pPr>
+              <w:spacing w:after="30" w:line="280"/>
+              <w:ind w:left="200"/>
+            </w:pPr>
+            <w:r>
+              <w:rPr>
+                <w:rFonts w:ascii="Calibri" w:cs="Calibri" w:eastAsia="Calibri" w:hAnsi="Calibri"/>
+                <w:color w:val="16212A"/>
+                <w:sz w:val="19"/>
+                <w:szCs w:val="19"/>
+              </w:rPr>
+              <w:t xml:space="preserve">· No hino 61, qual a unidade de compasso?</w:t>
+            </w:r>
+          </w:p>
+          <w:p>
+            <w:pPr>
+              <w:spacing w:after="70"/>
+              <w:ind w:left="340"/>
+            </w:pPr>
+            <w:r>
+              <w:rPr>
+                <w:rFonts w:ascii="Calibri" w:cs="Calibri" w:eastAsia="Calibri" w:hAnsi="Calibri"/>
+                <w:i/>
+                <w:iCs/>
+                <w:color w:val="3F4C55"/>
+                <w:sz w:val="18"/>
+                <w:szCs w:val="18"/>
+              </w:rPr>
+              <w:t xml:space="preserve">Em 3/4, a mínima pontuada.</w:t>
+            </w:r>
+          </w:p>
+          <w:p>
+            <w:pPr>
+              <w:spacing w:after="90"/>
+            </w:pPr>
+          </w:p>
+          <w:p>
+            <w:pPr>
+              <w:spacing w:after="40" w:line="300"/>
+            </w:pPr>
+            <w:r>
+              <w:rPr>
+                <w:rFonts w:ascii="Calibri" w:cs="Calibri" w:eastAsia="Calibri" w:hAnsi="Calibri"/>
+                <w:b/>
+                <w:bCs/>
+                <w:color w:val="16212A"/>
+                <w:sz w:val="19"/>
+                <w:szCs w:val="19"/>
+              </w:rPr>
+              <w:t xml:space="preserve">Hino 248 — Ré maior · em 3</w:t>
+            </w:r>
+          </w:p>
+          <w:p>
+            <w:pPr>
+              <w:spacing w:after="30" w:line="280"/>
+              <w:ind w:left="200"/>
+            </w:pPr>
+            <w:r>
+              <w:rPr>
+                <w:rFonts w:ascii="Calibri" w:cs="Calibri" w:eastAsia="Calibri" w:hAnsi="Calibri"/>
+                <w:color w:val="16212A"/>
+                <w:sz w:val="19"/>
+                <w:szCs w:val="19"/>
+              </w:rPr>
+              <w:t xml:space="preserve">· Marque os três movimentos de solfejo enquanto lê o primeiro sistema do hino 248.</w:t>
+            </w:r>
+          </w:p>
+          <w:p>
+            <w:pPr>
+              <w:spacing w:after="70"/>
+              <w:ind w:left="340"/>
+            </w:pPr>
+            <w:r>
+              <w:rPr>
+                <w:rFonts w:ascii="Calibri" w:cs="Calibri" w:eastAsia="Calibri" w:hAnsi="Calibri"/>
+                <w:i/>
+                <w:iCs/>
+                <w:color w:val="3F4C55"/>
+                <w:sz w:val="18"/>
+                <w:szCs w:val="18"/>
+              </w:rPr>
+              <w:t xml:space="preserve">Ponto 1 abaixo, ponto 2 para fora, ponto 3 acima; o terceiro movimento volta ao ponto 1.</w:t>
+            </w:r>
+          </w:p>
+          <w:p>
+            <w:pPr>
+              <w:spacing w:after="30" w:line="280"/>
+              <w:ind w:left="200"/>
+            </w:pPr>
+            <w:r>
+              <w:rPr>
+                <w:rFonts w:ascii="Calibri" w:cs="Calibri" w:eastAsia="Calibri" w:hAnsi="Calibri"/>
+                <w:color w:val="16212A"/>
+                <w:sz w:val="19"/>
+                <w:szCs w:val="19"/>
+              </w:rPr>
+              <w:t xml:space="preserve">· No hino 248, qual a unidade de compasso?</w:t>
+            </w:r>
+          </w:p>
+          <w:p>
+            <w:pPr>
+              <w:spacing w:after="70"/>
+              <w:ind w:left="340"/>
+            </w:pPr>
+            <w:r>
+              <w:rPr>
+                <w:rFonts w:ascii="Calibri" w:cs="Calibri" w:eastAsia="Calibri" w:hAnsi="Calibri"/>
+                <w:i/>
+                <w:iCs/>
+                <w:color w:val="3F4C55"/>
+                <w:sz w:val="18"/>
+                <w:szCs w:val="18"/>
+              </w:rPr>
+              <w:t xml:space="preserve">Em 3/4, a mínima pontuada.</w:t>
+            </w:r>
+          </w:p>
+          <w:p>
+            <w:pPr>
+              <w:spacing w:after="90"/>
+            </w:pPr>
+          </w:p>
+        </w:tc>
+      </w:tr>
+    </w:tbl>
     <w:p>
       <w:r>
         <w:br w:type="page"/>
@@ -2879,6 +3196,323 @@
         <w:t xml:space="preserve">Avaliar se o 1º movimento continuou sendo o mais marcado.</w:t>
       </w:r>
     </w:p>
+    <w:tbl>
+      <w:tblPr>
+        <w:tblW w:type="dxa" w:w="9350"/>
+        <w:tblBorders>
+          <w:top w:val="single" w:color="D6DCDA" w:sz="2"/>
+          <w:left w:val="single" w:color="8A5A2B" w:sz="18"/>
+          <w:bottom w:val="single" w:color="D6DCDA" w:sz="2"/>
+          <w:right w:val="single" w:color="D6DCDA" w:sz="2"/>
+          <w:insideH w:val="none" w:color="FFFFFF" w:sz="0"/>
+          <w:insideV w:val="none" w:color="FFFFFF" w:sz="0"/>
+        </w:tblBorders>
+      </w:tblPr>
+      <w:tblGrid>
+        <w:gridCol w:w="9350"/>
+      </w:tblGrid>
+      <w:tr>
+        <w:tc>
+          <w:tcPr>
+            <w:tcW w:type="dxa" w:w="9350"/>
+            <w:shd w:fill="F7F1E8" w:val="clear"/>
+            <w:tcMar>
+              <w:top w:type="dxa" w:w="140"/>
+              <w:left w:type="dxa" w:w="200"/>
+              <w:bottom w:type="dxa" w:w="140"/>
+              <w:right w:type="dxa" w:w="200"/>
+            </w:tcMar>
+          </w:tcPr>
+          <w:p>
+            <w:pPr>
+              <w:spacing w:after="60" w:line="300"/>
+            </w:pPr>
+            <w:r>
+              <w:rPr>
+                <w:rFonts w:ascii="Cambria" w:cs="Cambria" w:eastAsia="Cambria" w:hAnsi="Cambria"/>
+                <w:b/>
+                <w:bCs/>
+                <w:color w:val="16212A"/>
+                <w:sz w:val="22"/>
+                <w:szCs w:val="22"/>
+              </w:rPr>
+              <w:t xml:space="preserve">O hino da aula</w:t>
+            </w:r>
+          </w:p>
+          <w:p>
+            <w:pPr>
+              <w:spacing w:after="140" w:line="300"/>
+            </w:pPr>
+            <w:r>
+              <w:rPr>
+                <w:rFonts w:ascii="Calibri" w:cs="Calibri" w:eastAsia="Calibri" w:hAnsi="Calibri"/>
+                <w:i/>
+                <w:iCs/>
+                <w:color w:val="5C6B75"/>
+                <w:sz w:val="19"/>
+                <w:szCs w:val="19"/>
+              </w:rPr>
+              <w:t xml:space="preserve">Hinos 4, 77 e 219 — hinos marcados em 2, o compasso binário.</w:t>
+            </w:r>
+          </w:p>
+          <w:p>
+            <w:pPr>
+              <w:spacing w:after="40" w:line="300"/>
+            </w:pPr>
+            <w:r>
+              <w:rPr>
+                <w:rFonts w:ascii="Calibri" w:cs="Calibri" w:eastAsia="Calibri" w:hAnsi="Calibri"/>
+                <w:b/>
+                <w:bCs/>
+                <w:color w:val="16212A"/>
+                <w:sz w:val="19"/>
+                <w:szCs w:val="19"/>
+              </w:rPr>
+              <w:t xml:space="preserve">Hino 4 — Lá♭ maior · em 2 · ♩ = 112-138</w:t>
+            </w:r>
+          </w:p>
+          <w:p>
+            <w:pPr>
+              <w:spacing w:after="30" w:line="280"/>
+              <w:ind w:left="200"/>
+            </w:pPr>
+            <w:r>
+              <w:rPr>
+                <w:rFonts w:ascii="Calibri" w:cs="Calibri" w:eastAsia="Calibri" w:hAnsi="Calibri"/>
+                <w:color w:val="16212A"/>
+                <w:sz w:val="19"/>
+                <w:szCs w:val="19"/>
+              </w:rPr>
+              <w:t xml:space="preserve">· Leia o ritmo do primeiro sistema do hino 4 marcando os dois movimentos.</w:t>
+            </w:r>
+          </w:p>
+          <w:p>
+            <w:pPr>
+              <w:spacing w:after="70"/>
+              <w:ind w:left="340"/>
+            </w:pPr>
+            <w:r>
+              <w:rPr>
+                <w:rFonts w:ascii="Calibri" w:cs="Calibri" w:eastAsia="Calibri" w:hAnsi="Calibri"/>
+                <w:i/>
+                <w:iCs/>
+                <w:color w:val="3F4C55"/>
+                <w:sz w:val="18"/>
+                <w:szCs w:val="18"/>
+              </w:rPr>
+              <w:t xml:space="preserve">Avaliar se o 1º movimento continuou sendo o mais marcado.</w:t>
+            </w:r>
+          </w:p>
+          <w:p>
+            <w:pPr>
+              <w:spacing w:after="30" w:line="280"/>
+              <w:ind w:left="200"/>
+            </w:pPr>
+            <w:r>
+              <w:rPr>
+                <w:rFonts w:ascii="Calibri" w:cs="Calibri" w:eastAsia="Calibri" w:hAnsi="Calibri"/>
+                <w:color w:val="16212A"/>
+                <w:sz w:val="19"/>
+                <w:szCs w:val="19"/>
+              </w:rPr>
+              <w:t xml:space="preserve">· Compare a acentuação do hino 4 com a de um hino em 3: o que muda na sensação?</w:t>
+            </w:r>
+          </w:p>
+          <w:p>
+            <w:pPr>
+              <w:spacing w:after="70"/>
+              <w:ind w:left="340"/>
+            </w:pPr>
+            <w:r>
+              <w:rPr>
+                <w:rFonts w:ascii="Calibri" w:cs="Calibri" w:eastAsia="Calibri" w:hAnsi="Calibri"/>
+                <w:i/>
+                <w:iCs/>
+                <w:color w:val="3F4C55"/>
+                <w:sz w:val="18"/>
+                <w:szCs w:val="18"/>
+              </w:rPr>
+              <w:t xml:space="preserve">Em 2 o ciclo forte–fraco é curto e marcial; em 3 há dois tempos fracos depois do forte.</w:t>
+            </w:r>
+          </w:p>
+          <w:p>
+            <w:pPr>
+              <w:spacing w:after="90"/>
+            </w:pPr>
+          </w:p>
+          <w:p>
+            <w:pPr>
+              <w:spacing w:after="40" w:line="300"/>
+            </w:pPr>
+            <w:r>
+              <w:rPr>
+                <w:rFonts w:ascii="Calibri" w:cs="Calibri" w:eastAsia="Calibri" w:hAnsi="Calibri"/>
+                <w:b/>
+                <w:bCs/>
+                <w:color w:val="16212A"/>
+                <w:sz w:val="19"/>
+                <w:szCs w:val="19"/>
+              </w:rPr>
+              <w:t xml:space="preserve">Hino 77 — Si♭ maior · em 2 · ♩ = 112-138</w:t>
+            </w:r>
+          </w:p>
+          <w:p>
+            <w:pPr>
+              <w:spacing w:after="30" w:line="280"/>
+              <w:ind w:left="200"/>
+            </w:pPr>
+            <w:r>
+              <w:rPr>
+                <w:rFonts w:ascii="Calibri" w:cs="Calibri" w:eastAsia="Calibri" w:hAnsi="Calibri"/>
+                <w:color w:val="16212A"/>
+                <w:sz w:val="19"/>
+                <w:szCs w:val="19"/>
+              </w:rPr>
+              <w:t xml:space="preserve">· Leia o ritmo do primeiro sistema do hino 77 marcando os dois movimentos.</w:t>
+            </w:r>
+          </w:p>
+          <w:p>
+            <w:pPr>
+              <w:spacing w:after="70"/>
+              <w:ind w:left="340"/>
+            </w:pPr>
+            <w:r>
+              <w:rPr>
+                <w:rFonts w:ascii="Calibri" w:cs="Calibri" w:eastAsia="Calibri" w:hAnsi="Calibri"/>
+                <w:i/>
+                <w:iCs/>
+                <w:color w:val="3F4C55"/>
+                <w:sz w:val="18"/>
+                <w:szCs w:val="18"/>
+              </w:rPr>
+              <w:t xml:space="preserve">Avaliar se o 1º movimento continuou sendo o mais marcado.</w:t>
+            </w:r>
+          </w:p>
+          <w:p>
+            <w:pPr>
+              <w:spacing w:after="30" w:line="280"/>
+              <w:ind w:left="200"/>
+            </w:pPr>
+            <w:r>
+              <w:rPr>
+                <w:rFonts w:ascii="Calibri" w:cs="Calibri" w:eastAsia="Calibri" w:hAnsi="Calibri"/>
+                <w:color w:val="16212A"/>
+                <w:sz w:val="19"/>
+                <w:szCs w:val="19"/>
+              </w:rPr>
+              <w:t xml:space="preserve">· Compare a acentuação do hino 77 com a de um hino em 3: o que muda na sensação?</w:t>
+            </w:r>
+          </w:p>
+          <w:p>
+            <w:pPr>
+              <w:spacing w:after="70"/>
+              <w:ind w:left="340"/>
+            </w:pPr>
+            <w:r>
+              <w:rPr>
+                <w:rFonts w:ascii="Calibri" w:cs="Calibri" w:eastAsia="Calibri" w:hAnsi="Calibri"/>
+                <w:i/>
+                <w:iCs/>
+                <w:color w:val="3F4C55"/>
+                <w:sz w:val="18"/>
+                <w:szCs w:val="18"/>
+              </w:rPr>
+              <w:t xml:space="preserve">Em 2 o ciclo forte–fraco é curto e marcial; em 3 há dois tempos fracos depois do forte.</w:t>
+            </w:r>
+          </w:p>
+          <w:p>
+            <w:pPr>
+              <w:spacing w:after="90"/>
+            </w:pPr>
+          </w:p>
+          <w:p>
+            <w:pPr>
+              <w:spacing w:after="40" w:line="300"/>
+            </w:pPr>
+            <w:r>
+              <w:rPr>
+                <w:rFonts w:ascii="Calibri" w:cs="Calibri" w:eastAsia="Calibri" w:hAnsi="Calibri"/>
+                <w:b/>
+                <w:bCs/>
+                <w:color w:val="16212A"/>
+                <w:sz w:val="19"/>
+                <w:szCs w:val="19"/>
+              </w:rPr>
+              <w:t xml:space="preserve">Hino 219 — Si♭ maior · em 2</w:t>
+            </w:r>
+          </w:p>
+          <w:p>
+            <w:pPr>
+              <w:spacing w:after="30" w:line="280"/>
+              <w:ind w:left="200"/>
+            </w:pPr>
+            <w:r>
+              <w:rPr>
+                <w:rFonts w:ascii="Calibri" w:cs="Calibri" w:eastAsia="Calibri" w:hAnsi="Calibri"/>
+                <w:color w:val="16212A"/>
+                <w:sz w:val="19"/>
+                <w:szCs w:val="19"/>
+              </w:rPr>
+              <w:t xml:space="preserve">· Leia o ritmo do primeiro sistema do hino 219 marcando os dois movimentos.</w:t>
+            </w:r>
+          </w:p>
+          <w:p>
+            <w:pPr>
+              <w:spacing w:after="70"/>
+              <w:ind w:left="340"/>
+            </w:pPr>
+            <w:r>
+              <w:rPr>
+                <w:rFonts w:ascii="Calibri" w:cs="Calibri" w:eastAsia="Calibri" w:hAnsi="Calibri"/>
+                <w:i/>
+                <w:iCs/>
+                <w:color w:val="3F4C55"/>
+                <w:sz w:val="18"/>
+                <w:szCs w:val="18"/>
+              </w:rPr>
+              <w:t xml:space="preserve">Avaliar se o 1º movimento continuou sendo o mais marcado.</w:t>
+            </w:r>
+          </w:p>
+          <w:p>
+            <w:pPr>
+              <w:spacing w:after="30" w:line="280"/>
+              <w:ind w:left="200"/>
+            </w:pPr>
+            <w:r>
+              <w:rPr>
+                <w:rFonts w:ascii="Calibri" w:cs="Calibri" w:eastAsia="Calibri" w:hAnsi="Calibri"/>
+                <w:color w:val="16212A"/>
+                <w:sz w:val="19"/>
+                <w:szCs w:val="19"/>
+              </w:rPr>
+              <w:t xml:space="preserve">· Compare a acentuação do hino 219 com a de um hino em 3: o que muda na sensação?</w:t>
+            </w:r>
+          </w:p>
+          <w:p>
+            <w:pPr>
+              <w:spacing w:after="70"/>
+              <w:ind w:left="340"/>
+            </w:pPr>
+            <w:r>
+              <w:rPr>
+                <w:rFonts w:ascii="Calibri" w:cs="Calibri" w:eastAsia="Calibri" w:hAnsi="Calibri"/>
+                <w:i/>
+                <w:iCs/>
+                <w:color w:val="3F4C55"/>
+                <w:sz w:val="18"/>
+                <w:szCs w:val="18"/>
+              </w:rPr>
+              <w:t xml:space="preserve">Em 2 o ciclo forte–fraco é curto e marcial; em 3 há dois tempos fracos depois do forte.</w:t>
+            </w:r>
+          </w:p>
+          <w:p>
+            <w:pPr>
+              <w:spacing w:after="90"/>
+            </w:pPr>
+          </w:p>
+        </w:tc>
+      </w:tr>
+    </w:tbl>
     <w:p>
       <w:r>
         <w:br w:type="page"/>
@@ -5364,6 +5998,323 @@
         <w:t xml:space="preserve">Avaliar se o movimento entre o 3º e o 4º ponto ficou mais amplo que os demais: é ele que separa os dois tempos do compasso.</w:t>
       </w:r>
     </w:p>
+    <w:tbl>
+      <w:tblPr>
+        <w:tblW w:type="dxa" w:w="9350"/>
+        <w:tblBorders>
+          <w:top w:val="single" w:color="D6DCDA" w:sz="2"/>
+          <w:left w:val="single" w:color="8A5A2B" w:sz="18"/>
+          <w:bottom w:val="single" w:color="D6DCDA" w:sz="2"/>
+          <w:right w:val="single" w:color="D6DCDA" w:sz="2"/>
+          <w:insideH w:val="none" w:color="FFFFFF" w:sz="0"/>
+          <w:insideV w:val="none" w:color="FFFFFF" w:sz="0"/>
+        </w:tblBorders>
+      </w:tblPr>
+      <w:tblGrid>
+        <w:gridCol w:w="9350"/>
+      </w:tblGrid>
+      <w:tr>
+        <w:tc>
+          <w:tcPr>
+            <w:tcW w:type="dxa" w:w="9350"/>
+            <w:shd w:fill="F7F1E8" w:val="clear"/>
+            <w:tcMar>
+              <w:top w:type="dxa" w:w="140"/>
+              <w:left w:type="dxa" w:w="200"/>
+              <w:bottom w:type="dxa" w:w="140"/>
+              <w:right w:type="dxa" w:w="200"/>
+            </w:tcMar>
+          </w:tcPr>
+          <w:p>
+            <w:pPr>
+              <w:spacing w:after="60" w:line="300"/>
+            </w:pPr>
+            <w:r>
+              <w:rPr>
+                <w:rFonts w:ascii="Cambria" w:cs="Cambria" w:eastAsia="Cambria" w:hAnsi="Cambria"/>
+                <w:b/>
+                <w:bCs/>
+                <w:color w:val="16212A"/>
+                <w:sz w:val="22"/>
+                <w:szCs w:val="22"/>
+              </w:rPr>
+              <w:t xml:space="preserve">O hino da aula</w:t>
+            </w:r>
+          </w:p>
+          <w:p>
+            <w:pPr>
+              <w:spacing w:after="140" w:line="300"/>
+            </w:pPr>
+            <w:r>
+              <w:rPr>
+                <w:rFonts w:ascii="Calibri" w:cs="Calibri" w:eastAsia="Calibri" w:hAnsi="Calibri"/>
+                <w:i/>
+                <w:iCs/>
+                <w:color w:val="5C6B75"/>
+                <w:sz w:val="19"/>
+                <w:szCs w:val="19"/>
+              </w:rPr>
+              <w:t xml:space="preserve">Hinos 7, 86 e 294 — hinos marcados em 6 — compasso composto, três pulsos em cada tempo.</w:t>
+            </w:r>
+          </w:p>
+          <w:p>
+            <w:pPr>
+              <w:spacing w:after="40" w:line="300"/>
+            </w:pPr>
+            <w:r>
+              <w:rPr>
+                <w:rFonts w:ascii="Calibri" w:cs="Calibri" w:eastAsia="Calibri" w:hAnsi="Calibri"/>
+                <w:b/>
+                <w:bCs/>
+                <w:color w:val="16212A"/>
+                <w:sz w:val="19"/>
+                <w:szCs w:val="19"/>
+              </w:rPr>
+              <w:t xml:space="preserve">Hino 7 — Mi♭ maior · em 6 · ♩ = 80-100</w:t>
+            </w:r>
+          </w:p>
+          <w:p>
+            <w:pPr>
+              <w:spacing w:after="30" w:line="280"/>
+              <w:ind w:left="200"/>
+            </w:pPr>
+            <w:r>
+              <w:rPr>
+                <w:rFonts w:ascii="Calibri" w:cs="Calibri" w:eastAsia="Calibri" w:hAnsi="Calibri"/>
+                <w:color w:val="16212A"/>
+                <w:sz w:val="19"/>
+                <w:szCs w:val="19"/>
+              </w:rPr>
+              <w:t xml:space="preserve">· No hino 7, quantos tempos há no compasso e em quantos pulsos cada um se divide?</w:t>
+            </w:r>
+          </w:p>
+          <w:p>
+            <w:pPr>
+              <w:spacing w:after="70"/>
+              <w:ind w:left="340"/>
+            </w:pPr>
+            <w:r>
+              <w:rPr>
+                <w:rFonts w:ascii="Calibri" w:cs="Calibri" w:eastAsia="Calibri" w:hAnsi="Calibri"/>
+                <w:i/>
+                <w:iCs/>
+                <w:color w:val="3F4C55"/>
+                <w:sz w:val="18"/>
+                <w:szCs w:val="18"/>
+              </w:rPr>
+              <w:t xml:space="preserve">Dois tempos, cada um com três pulsos — por isso a unidade de tempo é a semínima pontuada.</w:t>
+            </w:r>
+          </w:p>
+          <w:p>
+            <w:pPr>
+              <w:spacing w:after="30" w:line="280"/>
+              <w:ind w:left="200"/>
+            </w:pPr>
+            <w:r>
+              <w:rPr>
+                <w:rFonts w:ascii="Calibri" w:cs="Calibri" w:eastAsia="Calibri" w:hAnsi="Calibri"/>
+                <w:color w:val="16212A"/>
+                <w:sz w:val="19"/>
+                <w:szCs w:val="19"/>
+              </w:rPr>
+              <w:t xml:space="preserve">· Marque os seis pontos do hino 7: onde cai o movimento mais amplo?</w:t>
+            </w:r>
+          </w:p>
+          <w:p>
+            <w:pPr>
+              <w:spacing w:after="70"/>
+              <w:ind w:left="340"/>
+            </w:pPr>
+            <w:r>
+              <w:rPr>
+                <w:rFonts w:ascii="Calibri" w:cs="Calibri" w:eastAsia="Calibri" w:hAnsi="Calibri"/>
+                <w:i/>
+                <w:iCs/>
+                <w:color w:val="3F4C55"/>
+                <w:sz w:val="18"/>
+                <w:szCs w:val="18"/>
+              </w:rPr>
+              <w:t xml:space="preserve">Entre o 3º e o 4º ponto — é ele que separa os dois tempos.</w:t>
+            </w:r>
+          </w:p>
+          <w:p>
+            <w:pPr>
+              <w:spacing w:after="90"/>
+            </w:pPr>
+          </w:p>
+          <w:p>
+            <w:pPr>
+              <w:spacing w:after="40" w:line="300"/>
+            </w:pPr>
+            <w:r>
+              <w:rPr>
+                <w:rFonts w:ascii="Calibri" w:cs="Calibri" w:eastAsia="Calibri" w:hAnsi="Calibri"/>
+                <w:b/>
+                <w:bCs/>
+                <w:color w:val="16212A"/>
+                <w:sz w:val="19"/>
+                <w:szCs w:val="19"/>
+              </w:rPr>
+              <w:t xml:space="preserve">Hino 86 — Mi♭ maior · em 6 · ♩ = 80-108</w:t>
+            </w:r>
+          </w:p>
+          <w:p>
+            <w:pPr>
+              <w:spacing w:after="30" w:line="280"/>
+              <w:ind w:left="200"/>
+            </w:pPr>
+            <w:r>
+              <w:rPr>
+                <w:rFonts w:ascii="Calibri" w:cs="Calibri" w:eastAsia="Calibri" w:hAnsi="Calibri"/>
+                <w:color w:val="16212A"/>
+                <w:sz w:val="19"/>
+                <w:szCs w:val="19"/>
+              </w:rPr>
+              <w:t xml:space="preserve">· No hino 86, quantos tempos há no compasso e em quantos pulsos cada um se divide?</w:t>
+            </w:r>
+          </w:p>
+          <w:p>
+            <w:pPr>
+              <w:spacing w:after="70"/>
+              <w:ind w:left="340"/>
+            </w:pPr>
+            <w:r>
+              <w:rPr>
+                <w:rFonts w:ascii="Calibri" w:cs="Calibri" w:eastAsia="Calibri" w:hAnsi="Calibri"/>
+                <w:i/>
+                <w:iCs/>
+                <w:color w:val="3F4C55"/>
+                <w:sz w:val="18"/>
+                <w:szCs w:val="18"/>
+              </w:rPr>
+              <w:t xml:space="preserve">Dois tempos, cada um com três pulsos — por isso a unidade de tempo é a semínima pontuada.</w:t>
+            </w:r>
+          </w:p>
+          <w:p>
+            <w:pPr>
+              <w:spacing w:after="30" w:line="280"/>
+              <w:ind w:left="200"/>
+            </w:pPr>
+            <w:r>
+              <w:rPr>
+                <w:rFonts w:ascii="Calibri" w:cs="Calibri" w:eastAsia="Calibri" w:hAnsi="Calibri"/>
+                <w:color w:val="16212A"/>
+                <w:sz w:val="19"/>
+                <w:szCs w:val="19"/>
+              </w:rPr>
+              <w:t xml:space="preserve">· Marque os seis pontos do hino 86: onde cai o movimento mais amplo?</w:t>
+            </w:r>
+          </w:p>
+          <w:p>
+            <w:pPr>
+              <w:spacing w:after="70"/>
+              <w:ind w:left="340"/>
+            </w:pPr>
+            <w:r>
+              <w:rPr>
+                <w:rFonts w:ascii="Calibri" w:cs="Calibri" w:eastAsia="Calibri" w:hAnsi="Calibri"/>
+                <w:i/>
+                <w:iCs/>
+                <w:color w:val="3F4C55"/>
+                <w:sz w:val="18"/>
+                <w:szCs w:val="18"/>
+              </w:rPr>
+              <w:t xml:space="preserve">Entre o 3º e o 4º ponto — é ele que separa os dois tempos.</w:t>
+            </w:r>
+          </w:p>
+          <w:p>
+            <w:pPr>
+              <w:spacing w:after="90"/>
+            </w:pPr>
+          </w:p>
+          <w:p>
+            <w:pPr>
+              <w:spacing w:after="40" w:line="300"/>
+            </w:pPr>
+            <w:r>
+              <w:rPr>
+                <w:rFonts w:ascii="Calibri" w:cs="Calibri" w:eastAsia="Calibri" w:hAnsi="Calibri"/>
+                <w:b/>
+                <w:bCs/>
+                <w:color w:val="16212A"/>
+                <w:sz w:val="19"/>
+                <w:szCs w:val="19"/>
+              </w:rPr>
+              <w:t xml:space="preserve">Hino 294 — Mi♭ maior · em 6</w:t>
+            </w:r>
+          </w:p>
+          <w:p>
+            <w:pPr>
+              <w:spacing w:after="30" w:line="280"/>
+              <w:ind w:left="200"/>
+            </w:pPr>
+            <w:r>
+              <w:rPr>
+                <w:rFonts w:ascii="Calibri" w:cs="Calibri" w:eastAsia="Calibri" w:hAnsi="Calibri"/>
+                <w:color w:val="16212A"/>
+                <w:sz w:val="19"/>
+                <w:szCs w:val="19"/>
+              </w:rPr>
+              <w:t xml:space="preserve">· No hino 294, quantos tempos há no compasso e em quantos pulsos cada um se divide?</w:t>
+            </w:r>
+          </w:p>
+          <w:p>
+            <w:pPr>
+              <w:spacing w:after="70"/>
+              <w:ind w:left="340"/>
+            </w:pPr>
+            <w:r>
+              <w:rPr>
+                <w:rFonts w:ascii="Calibri" w:cs="Calibri" w:eastAsia="Calibri" w:hAnsi="Calibri"/>
+                <w:i/>
+                <w:iCs/>
+                <w:color w:val="3F4C55"/>
+                <w:sz w:val="18"/>
+                <w:szCs w:val="18"/>
+              </w:rPr>
+              <w:t xml:space="preserve">Dois tempos, cada um com três pulsos — por isso a unidade de tempo é a semínima pontuada.</w:t>
+            </w:r>
+          </w:p>
+          <w:p>
+            <w:pPr>
+              <w:spacing w:after="30" w:line="280"/>
+              <w:ind w:left="200"/>
+            </w:pPr>
+            <w:r>
+              <w:rPr>
+                <w:rFonts w:ascii="Calibri" w:cs="Calibri" w:eastAsia="Calibri" w:hAnsi="Calibri"/>
+                <w:color w:val="16212A"/>
+                <w:sz w:val="19"/>
+                <w:szCs w:val="19"/>
+              </w:rPr>
+              <w:t xml:space="preserve">· Marque os seis pontos do hino 294: onde cai o movimento mais amplo?</w:t>
+            </w:r>
+          </w:p>
+          <w:p>
+            <w:pPr>
+              <w:spacing w:after="70"/>
+              <w:ind w:left="340"/>
+            </w:pPr>
+            <w:r>
+              <w:rPr>
+                <w:rFonts w:ascii="Calibri" w:cs="Calibri" w:eastAsia="Calibri" w:hAnsi="Calibri"/>
+                <w:i/>
+                <w:iCs/>
+                <w:color w:val="3F4C55"/>
+                <w:sz w:val="18"/>
+                <w:szCs w:val="18"/>
+              </w:rPr>
+              <w:t xml:space="preserve">Entre o 3º e o 4º ponto — é ele que separa os dois tempos.</w:t>
+            </w:r>
+          </w:p>
+          <w:p>
+            <w:pPr>
+              <w:spacing w:after="90"/>
+            </w:pPr>
+          </w:p>
+        </w:tc>
+      </w:tr>
+    </w:tbl>
     <w:p>
       <w:r>
         <w:br w:type="page"/>
